--- a/2. Requirement Analysis/Data Flow Diagram and User Stories.docx
+++ b/2. Requirement Analysis/Data Flow Diagram and User Stories.docx
@@ -180,7 +180,7 @@
               <w:spacing w:before="20" w:after="20"/>
             </w:pPr>
             <w:r>
-              <w:t>SWTID-2026-8273</w:t>
+              <w:t>SWUID2026286057</w:t>
             </w:r>
           </w:p>
         </w:tc>
